--- a/Pro-Vizi WaWanesa Endpoint Referenc.docx
+++ b/Pro-Vizi WaWanesa Endpoint Referenc.docx
@@ -13,7 +13,7 @@
         <w:jc w:val="center"/>
       </w:pPr>
       <w:r>
-        <w:t>Pro-Vizi WaWanesa</w:t>
+        <w:t>Pro-Vizi Wawanesa</w:t>
       </w:r>
     </w:p>
     <w:p>
@@ -179,7 +179,7 @@
                 <w:sz w:val="18"/>
                 <w:szCs w:val="18"/>
               </w:rPr>
-              <w:t>Pro-Vizi-WaWanesa Guide</w:t>
+              <w:t>Pro-Vizi-Wawanesa Guide</w:t>
             </w:r>
           </w:p>
         </w:tc>
@@ -537,7 +537,7 @@
         <w:pStyle w:val="Normal1"/>
       </w:pPr>
       <w:r>
-        <w:t>This document outlines the Pro-Vizi provisioning endpoints for the WaWanesa platform. By specifying a supported function and providing the necessary data, Pro-Vizi interacts with the WaWanesa platform to perform actions without UI interaction or human intervention.</w:t>
+        <w:t>This document outlines the Pro-Vizi provisioning endpoints for the Wawanesa platform. By specifying a supported function and providing the necessary data, Pro-Vizi interacts with the Wawanesa platform to perform actions without UI interaction or human intervention.</w:t>
       </w:r>
     </w:p>
     <w:p>
@@ -545,7 +545,7 @@
         <w:pStyle w:val="Normal1"/>
       </w:pPr>
       <w:r>
-        <w:t>WaWanesa values are organized based on site functionality.</w:t>
+        <w:t>Wawanesa values are organized based on site functionality.</w:t>
       </w:r>
     </w:p>
     <w:p>
@@ -553,7 +553,7 @@
         <w:pStyle w:val="Heading3"/>
       </w:pPr>
       <w:r>
-        <w:t>Example WaWanesa add-single payload</w:t>
+        <w:t>Example Wawanesa add-single payload</w:t>
       </w:r>
     </w:p>
     <w:p>
@@ -561,7 +561,7 @@
         <w:pStyle w:val="Heading3"/>
       </w:pPr>
       <w:r>
-        <w:t>Example WaWanesa add-family payload</w:t>
+        <w:t>Example Wawanesa add-family payload</w:t>
       </w:r>
     </w:p>
     <w:p>
@@ -569,7 +569,7 @@
         <w:pStyle w:val="Heading3"/>
       </w:pPr>
       <w:r>
-        <w:t>Example WaWanesa search-member payload</w:t>
+        <w:t>Example Wawanesa search-member payload</w:t>
       </w:r>
     </w:p>
     <w:p>
@@ -577,7 +577,7 @@
         <w:pStyle w:val="Heading3"/>
       </w:pPr>
       <w:r>
-        <w:t>Example WaWanesa terminate payload</w:t>
+        <w:t>Example Wawanesa terminate payload</w:t>
       </w:r>
     </w:p>
     <w:p>
@@ -585,7 +585,7 @@
         <w:pStyle w:val="Heading1"/>
       </w:pPr>
       <w:r>
-        <w:t>WaWanesa Endpoint (EP) URL</w:t>
+        <w:t>Wawanesa Endpoint (EP) URL</w:t>
       </w:r>
     </w:p>
     <w:p>
@@ -601,7 +601,7 @@
         <w:pStyle w:val="Normal1"/>
       </w:pPr>
       <w:r>
-        <w:t>The WaWanesa endpoint supports the following functions:</w:t>
+        <w:t>The Wawanesa endpoint supports the following functions:</w:t>
       </w:r>
     </w:p>
     <w:tbl>
@@ -1281,7 +1281,7 @@
                 <w:sz w:val="18"/>
                 <w:szCs w:val="18"/>
               </w:rPr>
-              <w:t>WaWanesa username</w:t>
+              <w:t>Wawanesa username</w:t>
             </w:r>
           </w:p>
         </w:tc>
@@ -1396,7 +1396,7 @@
                 <w:sz w:val="18"/>
                 <w:szCs w:val="18"/>
               </w:rPr>
-              <w:t>WaWanesa password</w:t>
+              <w:t>Wawanesa password</w:t>
             </w:r>
           </w:p>
         </w:tc>
@@ -2879,7 +2879,7 @@
                 <w:sz w:val="18"/>
                 <w:szCs w:val="18"/>
               </w:rPr>
-              <w:t>BFRB/BFLX</w:t>
+              <w:t>VJNE</w:t>
             </w:r>
           </w:p>
         </w:tc>
@@ -3781,7 +3781,7 @@
                 <w:sz w:val="18"/>
                 <w:szCs w:val="18"/>
               </w:rPr>
-              <w:t>Canada</w:t>
+              <w:t>Others,Canada,United States of America</w:t>
             </w:r>
           </w:p>
         </w:tc>
@@ -3924,7 +3924,7 @@
                 <w:sz w:val="18"/>
                 <w:szCs w:val="18"/>
               </w:rPr>
-              <w:t>ON</w:t>
+              <w:t>Alberta (AB),British Columbia (BC),Manitoba (MB),New Brunswick (NB),Newfoundland and Labrador (NL),Nova Scotia (NS),Ontario (ON),Prince Edward Island (PEI),Quebec (QC),Saskatchewan (SK),United States:All-States</w:t>
             </w:r>
           </w:p>
         </w:tc>
@@ -6773,7 +6773,7 @@
                 <w:sz w:val="18"/>
                 <w:szCs w:val="18"/>
               </w:rPr>
-              <w:t>JOHN</w:t>
+              <w:t>john</w:t>
             </w:r>
           </w:p>
         </w:tc>
@@ -7345,7 +7345,7 @@
                 <w:sz w:val="18"/>
                 <w:szCs w:val="18"/>
               </w:rPr>
-              <w:t>M-male,F-female</w:t>
+              <w:t>M-male,F-female,Undisclosed,Non-binary</w:t>
             </w:r>
           </w:p>
         </w:tc>
@@ -7861,7 +7861,7 @@
                 <w:sz w:val="18"/>
                 <w:szCs w:val="18"/>
               </w:rPr>
-              <w:t>No</w:t>
+              <w:t>Yes</w:t>
             </w:r>
           </w:p>
         </w:tc>
@@ -7917,7 +7917,7 @@
                 <w:sz w:val="18"/>
                 <w:szCs w:val="18"/>
               </w:rPr>
-              <w:t>true/false</w:t>
+              <w:t>Yes/No</w:t>
             </w:r>
           </w:p>
         </w:tc>
@@ -8676,7 +8676,7 @@
                 <w:sz w:val="18"/>
                 <w:szCs w:val="18"/>
               </w:rPr>
-              <w:t>A1</w:t>
+              <w:t>01-All Elgible Employees Who Have Selected The Basic/02-All Elgible Employees Who Have Selected The Stand/03- All Elgible Employees Who Have Selected The Enhan</w:t>
             </w:r>
           </w:p>
         </w:tc>
@@ -9248,7 +9248,7 @@
                 <w:sz w:val="18"/>
                 <w:szCs w:val="18"/>
               </w:rPr>
-              <w:t>41002</w:t>
+              <w:t>1 - CANADIAN DENTAL HEALTH PROFESSIONALS PLAN INC.</w:t>
             </w:r>
           </w:p>
         </w:tc>
@@ -9391,7 +9391,7 @@
                 <w:sz w:val="18"/>
                 <w:szCs w:val="18"/>
               </w:rPr>
-              <w:t>ON</w:t>
+              <w:t>Alberta (AB),British Columbia (BC),Manitoba (MB),New Brunswick (NB),Newfoundland and Labrador (NL),Nova Scotia (NS),Ontario (ON),Prince Edward Island (PEI),Quebec (QC),Saskatchewan (SK),United States:All-States</w:t>
             </w:r>
           </w:p>
         </w:tc>
@@ -9534,7 +9534,150 @@
                 <w:sz w:val="18"/>
                 <w:szCs w:val="18"/>
               </w:rPr>
-              <w:t>A-active</w:t>
+              <w:t>Active,Adult dependent,Other adult dependent,Retiree,Surviving Spouse,Other Survivor,Other</w:t>
+            </w:r>
+          </w:p>
+        </w:tc>
+      </w:tr>
+      <w:tr>
+        <w:trPr/>
+        <w:tc>
+          <w:tcPr>
+            <w:tcW w:w="1870" w:type="dxa"/>
+            <w:tcBorders>
+              <w:top w:val="single" w:sz="4" w:space="0" w:color="000000"/>
+              <w:start w:val="single" w:sz="4" w:space="0" w:color="000000"/>
+              <w:bottom w:val="single" w:sz="4" w:space="0" w:color="000000"/>
+              <w:end w:val="single" w:sz="4" w:space="0" w:color="000000"/>
+            </w:tcBorders>
+          </w:tcPr>
+          <w:p>
+            <w:pPr>
+              <w:pStyle w:val="Normal1"/>
+              <w:spacing w:lineRule="auto" w:line="240" w:before="0" w:after="0"/>
+              <w:rPr>
+                <w:sz w:val="18"/>
+                <w:szCs w:val="18"/>
+              </w:rPr>
+            </w:pPr>
+            <w:r>
+              <w:rPr>
+                <w:sz w:val="18"/>
+                <w:szCs w:val="18"/>
+              </w:rPr>
+              <w:t>employment.salaryType1</w:t>
+            </w:r>
+          </w:p>
+        </w:tc>
+        <w:tc>
+          <w:tcPr>
+            <w:tcW w:w="1870" w:type="dxa"/>
+            <w:tcBorders>
+              <w:top w:val="single" w:sz="4" w:space="0" w:color="000000"/>
+              <w:start w:val="single" w:sz="4" w:space="0" w:color="000000"/>
+              <w:bottom w:val="single" w:sz="4" w:space="0" w:color="000000"/>
+              <w:end w:val="single" w:sz="4" w:space="0" w:color="000000"/>
+            </w:tcBorders>
+          </w:tcPr>
+          <w:p>
+            <w:pPr>
+              <w:pStyle w:val="Normal1"/>
+              <w:spacing w:lineRule="auto" w:line="240" w:before="0" w:after="0"/>
+              <w:rPr>
+                <w:sz w:val="18"/>
+                <w:szCs w:val="18"/>
+              </w:rPr>
+            </w:pPr>
+            <w:r>
+              <w:rPr>
+                <w:sz w:val="18"/>
+                <w:szCs w:val="18"/>
+              </w:rPr>
+              <w:t>String</w:t>
+            </w:r>
+          </w:p>
+        </w:tc>
+        <w:tc>
+          <w:tcPr>
+            <w:tcW w:w="1870" w:type="dxa"/>
+            <w:tcBorders>
+              <w:top w:val="single" w:sz="4" w:space="0" w:color="000000"/>
+              <w:start w:val="single" w:sz="4" w:space="0" w:color="000000"/>
+              <w:bottom w:val="single" w:sz="4" w:space="0" w:color="000000"/>
+              <w:end w:val="single" w:sz="4" w:space="0" w:color="000000"/>
+            </w:tcBorders>
+          </w:tcPr>
+          <w:p>
+            <w:pPr>
+              <w:pStyle w:val="Normal1"/>
+              <w:spacing w:lineRule="auto" w:line="240" w:before="0" w:after="0"/>
+              <w:rPr>
+                <w:sz w:val="18"/>
+                <w:szCs w:val="18"/>
+              </w:rPr>
+            </w:pPr>
+            <w:r>
+              <w:rPr>
+                <w:sz w:val="18"/>
+                <w:szCs w:val="18"/>
+              </w:rPr>
+              <w:t>Yes</w:t>
+            </w:r>
+          </w:p>
+        </w:tc>
+        <w:tc>
+          <w:tcPr>
+            <w:tcW w:w="1870" w:type="dxa"/>
+            <w:tcBorders>
+              <w:top w:val="single" w:sz="4" w:space="0" w:color="000000"/>
+              <w:start w:val="single" w:sz="4" w:space="0" w:color="000000"/>
+              <w:bottom w:val="single" w:sz="4" w:space="0" w:color="000000"/>
+              <w:end w:val="single" w:sz="4" w:space="0" w:color="000000"/>
+            </w:tcBorders>
+          </w:tcPr>
+          <w:p>
+            <w:pPr>
+              <w:pStyle w:val="Normal1"/>
+              <w:spacing w:lineRule="auto" w:line="240" w:before="0" w:after="0"/>
+              <w:rPr>
+                <w:sz w:val="18"/>
+                <w:szCs w:val="18"/>
+              </w:rPr>
+            </w:pPr>
+            <w:r>
+              <w:rPr>
+                <w:sz w:val="18"/>
+                <w:szCs w:val="18"/>
+              </w:rPr>
+              <w:t>Earning Frequency</w:t>
+            </w:r>
+          </w:p>
+        </w:tc>
+        <w:tc>
+          <w:tcPr>
+            <w:tcW w:w="1870" w:type="dxa"/>
+            <w:tcBorders>
+              <w:top w:val="single" w:sz="4" w:space="0" w:color="000000"/>
+              <w:start w:val="single" w:sz="4" w:space="0" w:color="000000"/>
+              <w:bottom w:val="single" w:sz="4" w:space="0" w:color="000000"/>
+              <w:end w:val="single" w:sz="4" w:space="0" w:color="000000"/>
+            </w:tcBorders>
+          </w:tcPr>
+          <w:p>
+            <w:pPr>
+              <w:pStyle w:val="Normal1"/>
+              <w:spacing w:lineRule="auto" w:line="240" w:before="0" w:after="0"/>
+              <w:rPr>
+                <w:sz w:val="18"/>
+                <w:szCs w:val="18"/>
+              </w:rPr>
+            </w:pPr>
+            <w:r>
+              <w:rPr>
+                <w:sz w:val="18"/>
+                <w:szCs w:val="18"/>
+              </w:rPr>
+              <w:t>AN-Annual,MO-Monthly,BI-Weekly,WK-Weekly,HR-Hourly</w:t>
             </w:r>
           </w:p>
         </w:tc>
@@ -9979,35 +10122,35 @@
                 <w:sz w:val="18"/>
                 <w:szCs w:val="18"/>
               </w:rPr>
-              <w:t>--</w:t>
-            </w:r>
-          </w:p>
-        </w:tc>
-        <w:tc>
-          <w:tcPr>
-            <w:tcW w:w="1870" w:type="dxa"/>
-            <w:tcBorders>
-              <w:top w:val="single" w:sz="4" w:space="0" w:color="000000"/>
-              <w:start w:val="single" w:sz="4" w:space="0" w:color="000000"/>
-              <w:bottom w:val="single" w:sz="4" w:space="0" w:color="000000"/>
-              <w:end w:val="single" w:sz="4" w:space="0" w:color="000000"/>
-            </w:tcBorders>
-          </w:tcPr>
-          <w:p>
-            <w:pPr>
-              <w:pStyle w:val="Normal1"/>
-              <w:spacing w:lineRule="auto" w:line="240" w:before="0" w:after="0"/>
-              <w:rPr>
-                <w:sz w:val="18"/>
-                <w:szCs w:val="18"/>
-              </w:rPr>
-            </w:pPr>
-            <w:r>
-              <w:rPr>
-                <w:sz w:val="18"/>
-                <w:szCs w:val="18"/>
-              </w:rPr>
-              <w:t>--</w:t>
+              <w:t>Percentage of allocation</w:t>
+            </w:r>
+          </w:p>
+        </w:tc>
+        <w:tc>
+          <w:tcPr>
+            <w:tcW w:w="1870" w:type="dxa"/>
+            <w:tcBorders>
+              <w:top w:val="single" w:sz="4" w:space="0" w:color="000000"/>
+              <w:start w:val="single" w:sz="4" w:space="0" w:color="000000"/>
+              <w:bottom w:val="single" w:sz="4" w:space="0" w:color="000000"/>
+              <w:end w:val="single" w:sz="4" w:space="0" w:color="000000"/>
+            </w:tcBorders>
+          </w:tcPr>
+          <w:p>
+            <w:pPr>
+              <w:pStyle w:val="Normal1"/>
+              <w:spacing w:lineRule="auto" w:line="240" w:before="0" w:after="0"/>
+              <w:rPr>
+                <w:sz w:val="18"/>
+                <w:szCs w:val="18"/>
+              </w:rPr>
+            </w:pPr>
+            <w:r>
+              <w:rPr>
+                <w:sz w:val="18"/>
+                <w:szCs w:val="18"/>
+              </w:rPr>
+              <w:t>100.00%</w:t>
             </w:r>
           </w:p>
         </w:tc>
@@ -10150,7 +10293,7 @@
                 <w:sz w:val="18"/>
                 <w:szCs w:val="18"/>
               </w:rPr>
-              <w:t>M-male,F-female</w:t>
+              <w:t>M-male,F-female,Undisclosed,Non-binary</w:t>
             </w:r>
           </w:p>
         </w:tc>
@@ -10265,35 +10408,35 @@
                 <w:sz w:val="18"/>
                 <w:szCs w:val="18"/>
               </w:rPr>
-              <w:t>--</w:t>
-            </w:r>
-          </w:p>
-        </w:tc>
-        <w:tc>
-          <w:tcPr>
-            <w:tcW w:w="1870" w:type="dxa"/>
-            <w:tcBorders>
-              <w:top w:val="single" w:sz="4" w:space="0" w:color="000000"/>
-              <w:start w:val="single" w:sz="4" w:space="0" w:color="000000"/>
-              <w:bottom w:val="single" w:sz="4" w:space="0" w:color="000000"/>
-              <w:end w:val="single" w:sz="4" w:space="0" w:color="000000"/>
-            </w:tcBorders>
-          </w:tcPr>
-          <w:p>
-            <w:pPr>
-              <w:pStyle w:val="Normal1"/>
-              <w:spacing w:lineRule="auto" w:line="240" w:before="0" w:after="0"/>
-              <w:rPr>
-                <w:sz w:val="18"/>
-                <w:szCs w:val="18"/>
-              </w:rPr>
-            </w:pPr>
-            <w:r>
-              <w:rPr>
-                <w:sz w:val="18"/>
-                <w:szCs w:val="18"/>
-              </w:rPr>
-              <w:t>BLI</w:t>
+              <w:t>Relation with member</w:t>
+            </w:r>
+          </w:p>
+        </w:tc>
+        <w:tc>
+          <w:tcPr>
+            <w:tcW w:w="1870" w:type="dxa"/>
+            <w:tcBorders>
+              <w:top w:val="single" w:sz="4" w:space="0" w:color="000000"/>
+              <w:start w:val="single" w:sz="4" w:space="0" w:color="000000"/>
+              <w:bottom w:val="single" w:sz="4" w:space="0" w:color="000000"/>
+              <w:end w:val="single" w:sz="4" w:space="0" w:color="000000"/>
+            </w:tcBorders>
+          </w:tcPr>
+          <w:p>
+            <w:pPr>
+              <w:pStyle w:val="Normal1"/>
+              <w:spacing w:lineRule="auto" w:line="240" w:before="0" w:after="0"/>
+              <w:rPr>
+                <w:sz w:val="18"/>
+                <w:szCs w:val="18"/>
+              </w:rPr>
+            </w:pPr>
+            <w:r>
+              <w:rPr>
+                <w:sz w:val="18"/>
+                <w:szCs w:val="18"/>
+              </w:rPr>
+              <w:t>Spouse/children</w:t>
             </w:r>
           </w:p>
         </w:tc>
@@ -10408,7 +10551,7 @@
                 <w:sz w:val="18"/>
                 <w:szCs w:val="18"/>
               </w:rPr>
-              <w:t>--</w:t>
+              <w:t>beneficiary Name</w:t>
             </w:r>
           </w:p>
         </w:tc>
@@ -10579,7 +10722,7 @@
                 <w:sz w:val="18"/>
                 <w:szCs w:val="18"/>
               </w:rPr>
-              <w:t>BL</w:t>
+              <w:t>--</w:t>
             </w:r>
           </w:p>
         </w:tc>
@@ -10722,7 +10865,7 @@
                 <w:sz w:val="18"/>
                 <w:szCs w:val="18"/>
               </w:rPr>
-              <w:t>BL</w:t>
+              <w:t>--</w:t>
             </w:r>
           </w:p>
         </w:tc>
@@ -10865,7 +11008,7 @@
                 <w:sz w:val="18"/>
                 <w:szCs w:val="18"/>
               </w:rPr>
-              <w:t>BE</w:t>
+              <w:t>--</w:t>
             </w:r>
           </w:p>
         </w:tc>
@@ -10980,35 +11123,35 @@
                 <w:sz w:val="18"/>
                 <w:szCs w:val="18"/>
               </w:rPr>
-              <w:t>--</w:t>
-            </w:r>
-          </w:p>
-        </w:tc>
-        <w:tc>
-          <w:tcPr>
-            <w:tcW w:w="1870" w:type="dxa"/>
-            <w:tcBorders>
-              <w:top w:val="single" w:sz="4" w:space="0" w:color="000000"/>
-              <w:start w:val="single" w:sz="4" w:space="0" w:color="000000"/>
-              <w:bottom w:val="single" w:sz="4" w:space="0" w:color="000000"/>
-              <w:end w:val="single" w:sz="4" w:space="0" w:color="000000"/>
-            </w:tcBorders>
-          </w:tcPr>
-          <w:p>
-            <w:pPr>
-              <w:pStyle w:val="Normal1"/>
-              <w:spacing w:lineRule="auto" w:line="240" w:before="0" w:after="0"/>
-              <w:rPr>
-                <w:sz w:val="18"/>
-                <w:szCs w:val="18"/>
-              </w:rPr>
-            </w:pPr>
-            <w:r>
-              <w:rPr>
-                <w:sz w:val="18"/>
-                <w:szCs w:val="18"/>
-              </w:rPr>
-              <w:t>true/false</w:t>
+              <w:t>Not able to be changed</w:t>
+            </w:r>
+          </w:p>
+        </w:tc>
+        <w:tc>
+          <w:tcPr>
+            <w:tcW w:w="1870" w:type="dxa"/>
+            <w:tcBorders>
+              <w:top w:val="single" w:sz="4" w:space="0" w:color="000000"/>
+              <w:start w:val="single" w:sz="4" w:space="0" w:color="000000"/>
+              <w:bottom w:val="single" w:sz="4" w:space="0" w:color="000000"/>
+              <w:end w:val="single" w:sz="4" w:space="0" w:color="000000"/>
+            </w:tcBorders>
+          </w:tcPr>
+          <w:p>
+            <w:pPr>
+              <w:pStyle w:val="Normal1"/>
+              <w:spacing w:lineRule="auto" w:line="240" w:before="0" w:after="0"/>
+              <w:rPr>
+                <w:sz w:val="18"/>
+                <w:szCs w:val="18"/>
+              </w:rPr>
+            </w:pPr>
+            <w:r>
+              <w:rPr>
+                <w:sz w:val="18"/>
+                <w:szCs w:val="18"/>
+              </w:rPr>
+              <w:t>Yes/No</w:t>
             </w:r>
           </w:p>
         </w:tc>
@@ -13337,7 +13480,7 @@
                 <w:sz w:val="18"/>
                 <w:szCs w:val="18"/>
               </w:rPr>
-              <w:t>Canada</w:t>
+              <w:t>Others,Canada,United States of America</w:t>
             </w:r>
           </w:p>
         </w:tc>
@@ -13480,7 +13623,7 @@
                 <w:sz w:val="18"/>
                 <w:szCs w:val="18"/>
               </w:rPr>
-              <w:t>ON</w:t>
+              <w:t>Alberta (AB),British Columbia (BC),Manitoba (MB),New Brunswick (NB),Newfoundland and Labrador (NL),Nova Scotia (NS),Ontario (ON),Prince Edward Island (PEI),Quebec (QC),Saskatchewan (SK),United States:All-States</w:t>
             </w:r>
           </w:p>
         </w:tc>
@@ -15713,7 +15856,7 @@
                 <w:sz w:val="18"/>
                 <w:szCs w:val="18"/>
               </w:rPr>
-              <w:t>F1</w:t>
+              <w:t>F1/S1/Waived/opted out/Not elgible</w:t>
             </w:r>
           </w:p>
         </w:tc>
@@ -16329,7 +16472,7 @@
                 <w:sz w:val="18"/>
                 <w:szCs w:val="18"/>
               </w:rPr>
-              <w:t>JOHN</w:t>
+              <w:t>john</w:t>
             </w:r>
           </w:p>
         </w:tc>
@@ -16472,7 +16615,7 @@
                 <w:sz w:val="18"/>
                 <w:szCs w:val="18"/>
               </w:rPr>
-              <w:t>K</w:t>
+              <w:t>Kon</w:t>
             </w:r>
           </w:p>
         </w:tc>
@@ -16901,7 +17044,7 @@
                 <w:sz w:val="18"/>
                 <w:szCs w:val="18"/>
               </w:rPr>
-              <w:t>M-male,F-female</w:t>
+              <w:t>M-male,F-female,Undisclosed,Non-binary</w:t>
             </w:r>
           </w:p>
         </w:tc>
@@ -17803,7 +17946,7 @@
                 <w:sz w:val="18"/>
                 <w:szCs w:val="18"/>
               </w:rPr>
-              <w:t>60000</w:t>
+              <w:t>350000</w:t>
             </w:r>
           </w:p>
         </w:tc>
@@ -18089,7 +18232,7 @@
                 <w:sz w:val="18"/>
                 <w:szCs w:val="18"/>
               </w:rPr>
-              <w:t>IT</w:t>
+              <w:t>Software engineer</w:t>
             </w:r>
           </w:p>
         </w:tc>
@@ -18232,7 +18375,7 @@
                 <w:sz w:val="18"/>
                 <w:szCs w:val="18"/>
               </w:rPr>
-              <w:t>A1</w:t>
+              <w:t>01-All Elgible Employees Who Have Selected The Basic/02-All Elgible Employees Who Have Selected The Stand/03- All Elgible Employees Who Have Selected The Enhan</w:t>
             </w:r>
           </w:p>
         </w:tc>
@@ -18804,7 +18947,7 @@
                 <w:sz w:val="18"/>
                 <w:szCs w:val="18"/>
               </w:rPr>
-              <w:t>41002</w:t>
+              <w:t xml:space="preserve"> 1 - CANADIAN DENTAL HEALTH PROFESSIONALS PLAN INC.</w:t>
             </w:r>
           </w:p>
         </w:tc>
@@ -18947,7 +19090,7 @@
                 <w:sz w:val="18"/>
                 <w:szCs w:val="18"/>
               </w:rPr>
-              <w:t>ON</w:t>
+              <w:t>Alberta (AB),British Columbia (BC),Manitoba (MB),New Brunswick (NB),Newfoundland and Labrador (NL),Nova Scotia (NS),Ontario (ON),Prince Edward Island (PEI),Quebec (QC),Saskatchewan (SK),United States:All-States</w:t>
             </w:r>
           </w:p>
         </w:tc>
@@ -19090,7 +19233,150 @@
                 <w:sz w:val="18"/>
                 <w:szCs w:val="18"/>
               </w:rPr>
-              <w:t>A</w:t>
+              <w:t>Active,Adult dependent,Other adult dependent,Retiree,Surviving Spouse,Other Survivor,Other</w:t>
+            </w:r>
+          </w:p>
+        </w:tc>
+      </w:tr>
+      <w:tr>
+        <w:trPr/>
+        <w:tc>
+          <w:tcPr>
+            <w:tcW w:w="1870" w:type="dxa"/>
+            <w:tcBorders>
+              <w:top w:val="single" w:sz="4" w:space="0" w:color="000000"/>
+              <w:start w:val="single" w:sz="4" w:space="0" w:color="000000"/>
+              <w:bottom w:val="single" w:sz="4" w:space="0" w:color="000000"/>
+              <w:end w:val="single" w:sz="4" w:space="0" w:color="000000"/>
+            </w:tcBorders>
+          </w:tcPr>
+          <w:p>
+            <w:pPr>
+              <w:pStyle w:val="Normal1"/>
+              <w:spacing w:lineRule="auto" w:line="240" w:before="0" w:after="0"/>
+              <w:rPr>
+                <w:sz w:val="18"/>
+                <w:szCs w:val="18"/>
+              </w:rPr>
+            </w:pPr>
+            <w:r>
+              <w:rPr>
+                <w:sz w:val="18"/>
+                <w:szCs w:val="18"/>
+              </w:rPr>
+              <w:t>employment.salaryType1</w:t>
+            </w:r>
+          </w:p>
+        </w:tc>
+        <w:tc>
+          <w:tcPr>
+            <w:tcW w:w="1870" w:type="dxa"/>
+            <w:tcBorders>
+              <w:top w:val="single" w:sz="4" w:space="0" w:color="000000"/>
+              <w:start w:val="single" w:sz="4" w:space="0" w:color="000000"/>
+              <w:bottom w:val="single" w:sz="4" w:space="0" w:color="000000"/>
+              <w:end w:val="single" w:sz="4" w:space="0" w:color="000000"/>
+            </w:tcBorders>
+          </w:tcPr>
+          <w:p>
+            <w:pPr>
+              <w:pStyle w:val="Normal1"/>
+              <w:spacing w:lineRule="auto" w:line="240" w:before="0" w:after="0"/>
+              <w:rPr>
+                <w:sz w:val="18"/>
+                <w:szCs w:val="18"/>
+              </w:rPr>
+            </w:pPr>
+            <w:r>
+              <w:rPr>
+                <w:sz w:val="18"/>
+                <w:szCs w:val="18"/>
+              </w:rPr>
+              <w:t>String</w:t>
+            </w:r>
+          </w:p>
+        </w:tc>
+        <w:tc>
+          <w:tcPr>
+            <w:tcW w:w="1870" w:type="dxa"/>
+            <w:tcBorders>
+              <w:top w:val="single" w:sz="4" w:space="0" w:color="000000"/>
+              <w:start w:val="single" w:sz="4" w:space="0" w:color="000000"/>
+              <w:bottom w:val="single" w:sz="4" w:space="0" w:color="000000"/>
+              <w:end w:val="single" w:sz="4" w:space="0" w:color="000000"/>
+            </w:tcBorders>
+          </w:tcPr>
+          <w:p>
+            <w:pPr>
+              <w:pStyle w:val="Normal1"/>
+              <w:spacing w:lineRule="auto" w:line="240" w:before="0" w:after="0"/>
+              <w:rPr>
+                <w:sz w:val="18"/>
+                <w:szCs w:val="18"/>
+              </w:rPr>
+            </w:pPr>
+            <w:r>
+              <w:rPr>
+                <w:sz w:val="18"/>
+                <w:szCs w:val="18"/>
+              </w:rPr>
+              <w:t>Yes</w:t>
+            </w:r>
+          </w:p>
+        </w:tc>
+        <w:tc>
+          <w:tcPr>
+            <w:tcW w:w="1870" w:type="dxa"/>
+            <w:tcBorders>
+              <w:top w:val="single" w:sz="4" w:space="0" w:color="000000"/>
+              <w:start w:val="single" w:sz="4" w:space="0" w:color="000000"/>
+              <w:bottom w:val="single" w:sz="4" w:space="0" w:color="000000"/>
+              <w:end w:val="single" w:sz="4" w:space="0" w:color="000000"/>
+            </w:tcBorders>
+          </w:tcPr>
+          <w:p>
+            <w:pPr>
+              <w:pStyle w:val="Normal1"/>
+              <w:spacing w:lineRule="auto" w:line="240" w:before="0" w:after="0"/>
+              <w:rPr>
+                <w:sz w:val="18"/>
+                <w:szCs w:val="18"/>
+              </w:rPr>
+            </w:pPr>
+            <w:r>
+              <w:rPr>
+                <w:sz w:val="18"/>
+                <w:szCs w:val="18"/>
+              </w:rPr>
+              <w:t>Earning Frequency</w:t>
+            </w:r>
+          </w:p>
+        </w:tc>
+        <w:tc>
+          <w:tcPr>
+            <w:tcW w:w="1870" w:type="dxa"/>
+            <w:tcBorders>
+              <w:top w:val="single" w:sz="4" w:space="0" w:color="000000"/>
+              <w:start w:val="single" w:sz="4" w:space="0" w:color="000000"/>
+              <w:bottom w:val="single" w:sz="4" w:space="0" w:color="000000"/>
+              <w:end w:val="single" w:sz="4" w:space="0" w:color="000000"/>
+            </w:tcBorders>
+          </w:tcPr>
+          <w:p>
+            <w:pPr>
+              <w:pStyle w:val="Normal1"/>
+              <w:spacing w:lineRule="auto" w:line="240" w:before="0" w:after="0"/>
+              <w:rPr>
+                <w:sz w:val="18"/>
+                <w:szCs w:val="18"/>
+              </w:rPr>
+            </w:pPr>
+            <w:r>
+              <w:rPr>
+                <w:sz w:val="18"/>
+                <w:szCs w:val="18"/>
+              </w:rPr>
+              <w:t>AN-Annual,MO-Monthly,BI-Weekly,WK-Weekly,HR-Hourly</w:t>
             </w:r>
           </w:p>
         </w:tc>
@@ -19428,7 +19714,7 @@
                 <w:sz w:val="18"/>
                 <w:szCs w:val="18"/>
               </w:rPr>
-              <w:t>{emailAddress:abc@aitestpro.com,effectiveDate:2026-02-01,emailTypeCode:WB }</w:t>
+              <w:t>{emailAddress:abc@aitestpro.com,effectiveDate:MM-DD-YYYY,emailTypeCode:WB }</w:t>
             </w:r>
           </w:p>
         </w:tc>
@@ -20687,35 +20973,35 @@
                 <w:sz w:val="18"/>
                 <w:szCs w:val="18"/>
               </w:rPr>
-              <w:t>Gender of member(M=male, F=Female).</w:t>
-            </w:r>
-          </w:p>
-        </w:tc>
-        <w:tc>
-          <w:tcPr>
-            <w:tcW w:w="1870" w:type="dxa"/>
-            <w:tcBorders>
-              <w:top w:val="single" w:sz="4" w:space="0" w:color="000000"/>
-              <w:start w:val="single" w:sz="4" w:space="0" w:color="000000"/>
-              <w:bottom w:val="single" w:sz="4" w:space="0" w:color="000000"/>
-              <w:end w:val="single" w:sz="4" w:space="0" w:color="000000"/>
-            </w:tcBorders>
-          </w:tcPr>
-          <w:p>
-            <w:pPr>
-              <w:pStyle w:val="Normal1"/>
-              <w:spacing w:lineRule="auto" w:line="240" w:before="0" w:after="0"/>
-              <w:rPr>
-                <w:sz w:val="18"/>
-                <w:szCs w:val="18"/>
-              </w:rPr>
-            </w:pPr>
-            <w:r>
-              <w:rPr>
-                <w:sz w:val="18"/>
-                <w:szCs w:val="18"/>
-              </w:rPr>
-              <w:t>M-male,F-female</w:t>
+              <w:t>Gender of member</w:t>
+            </w:r>
+          </w:p>
+        </w:tc>
+        <w:tc>
+          <w:tcPr>
+            <w:tcW w:w="1870" w:type="dxa"/>
+            <w:tcBorders>
+              <w:top w:val="single" w:sz="4" w:space="0" w:color="000000"/>
+              <w:start w:val="single" w:sz="4" w:space="0" w:color="000000"/>
+              <w:bottom w:val="single" w:sz="4" w:space="0" w:color="000000"/>
+              <w:end w:val="single" w:sz="4" w:space="0" w:color="000000"/>
+            </w:tcBorders>
+          </w:tcPr>
+          <w:p>
+            <w:pPr>
+              <w:pStyle w:val="Normal1"/>
+              <w:spacing w:lineRule="auto" w:line="240" w:before="0" w:after="0"/>
+              <w:rPr>
+                <w:sz w:val="18"/>
+                <w:szCs w:val="18"/>
+              </w:rPr>
+            </w:pPr>
+            <w:r>
+              <w:rPr>
+                <w:sz w:val="18"/>
+                <w:szCs w:val="18"/>
+              </w:rPr>
+              <w:t>M-male,F-female,Undisclosed,Non-binary</w:t>
             </w:r>
           </w:p>
         </w:tc>
@@ -21287,7 +21573,7 @@
                 <w:sz w:val="18"/>
                 <w:szCs w:val="18"/>
               </w:rPr>
-              <w:t>JOHN</w:t>
+              <w:t>john</w:t>
             </w:r>
           </w:p>
         </w:tc>
@@ -24163,35 +24449,35 @@
                 <w:sz w:val="18"/>
                 <w:szCs w:val="18"/>
               </w:rPr>
-              <w:t>Gender of member(M=male, F=Female).</w:t>
-            </w:r>
-          </w:p>
-        </w:tc>
-        <w:tc>
-          <w:tcPr>
-            <w:tcW w:w="1870" w:type="dxa"/>
-            <w:tcBorders>
-              <w:top w:val="single" w:sz="4" w:space="0" w:color="000000"/>
-              <w:start w:val="single" w:sz="4" w:space="0" w:color="000000"/>
-              <w:bottom w:val="single" w:sz="4" w:space="0" w:color="000000"/>
-              <w:end w:val="single" w:sz="4" w:space="0" w:color="000000"/>
-            </w:tcBorders>
-          </w:tcPr>
-          <w:p>
-            <w:pPr>
-              <w:pStyle w:val="Normal1"/>
-              <w:spacing w:lineRule="auto" w:line="240" w:before="0" w:after="0"/>
-              <w:rPr>
-                <w:sz w:val="18"/>
-                <w:szCs w:val="18"/>
-              </w:rPr>
-            </w:pPr>
-            <w:r>
-              <w:rPr>
-                <w:sz w:val="18"/>
-                <w:szCs w:val="18"/>
-              </w:rPr>
-              <w:t>M-male,F-female</w:t>
+              <w:t>Gender of member.</w:t>
+            </w:r>
+          </w:p>
+        </w:tc>
+        <w:tc>
+          <w:tcPr>
+            <w:tcW w:w="1870" w:type="dxa"/>
+            <w:tcBorders>
+              <w:top w:val="single" w:sz="4" w:space="0" w:color="000000"/>
+              <w:start w:val="single" w:sz="4" w:space="0" w:color="000000"/>
+              <w:bottom w:val="single" w:sz="4" w:space="0" w:color="000000"/>
+              <w:end w:val="single" w:sz="4" w:space="0" w:color="000000"/>
+            </w:tcBorders>
+          </w:tcPr>
+          <w:p>
+            <w:pPr>
+              <w:pStyle w:val="Normal1"/>
+              <w:spacing w:lineRule="auto" w:line="240" w:before="0" w:after="0"/>
+              <w:rPr>
+                <w:sz w:val="18"/>
+                <w:szCs w:val="18"/>
+              </w:rPr>
+            </w:pPr>
+            <w:r>
+              <w:rPr>
+                <w:sz w:val="18"/>
+                <w:szCs w:val="18"/>
+              </w:rPr>
+              <w:t>M-male,F-female,Undisclosed,Non-binary</w:t>
             </w:r>
           </w:p>
         </w:tc>
@@ -24763,7 +25049,7 @@
                 <w:sz w:val="18"/>
                 <w:szCs w:val="18"/>
               </w:rPr>
-              <w:t>JOHN</w:t>
+              <w:t>john</w:t>
             </w:r>
           </w:p>
         </w:tc>
@@ -26495,35 +26781,35 @@
                 <w:sz w:val="18"/>
                 <w:szCs w:val="18"/>
               </w:rPr>
-              <w:t>--</w:t>
-            </w:r>
-          </w:p>
-        </w:tc>
-        <w:tc>
-          <w:tcPr>
-            <w:tcW w:w="1870" w:type="dxa"/>
-            <w:tcBorders>
-              <w:top w:val="single" w:sz="4" w:space="0" w:color="000000"/>
-              <w:start w:val="single" w:sz="4" w:space="0" w:color="000000"/>
-              <w:bottom w:val="single" w:sz="4" w:space="0" w:color="000000"/>
-              <w:end w:val="single" w:sz="4" w:space="0" w:color="000000"/>
-            </w:tcBorders>
-          </w:tcPr>
-          <w:p>
-            <w:pPr>
-              <w:pStyle w:val="Normal1"/>
-              <w:spacing w:lineRule="auto" w:line="240" w:before="0" w:after="0"/>
-              <w:rPr>
-                <w:sz w:val="18"/>
-                <w:szCs w:val="18"/>
-              </w:rPr>
-            </w:pPr>
-            <w:r>
-              <w:rPr>
-                <w:sz w:val="18"/>
-                <w:szCs w:val="18"/>
-              </w:rPr>
-              <w:t>--</w:t>
+              <w:t>Percentage of allocation</w:t>
+            </w:r>
+          </w:p>
+        </w:tc>
+        <w:tc>
+          <w:tcPr>
+            <w:tcW w:w="1870" w:type="dxa"/>
+            <w:tcBorders>
+              <w:top w:val="single" w:sz="4" w:space="0" w:color="000000"/>
+              <w:start w:val="single" w:sz="4" w:space="0" w:color="000000"/>
+              <w:bottom w:val="single" w:sz="4" w:space="0" w:color="000000"/>
+              <w:end w:val="single" w:sz="4" w:space="0" w:color="000000"/>
+            </w:tcBorders>
+          </w:tcPr>
+          <w:p>
+            <w:pPr>
+              <w:pStyle w:val="Normal1"/>
+              <w:spacing w:lineRule="auto" w:line="240" w:before="0" w:after="0"/>
+              <w:rPr>
+                <w:sz w:val="18"/>
+                <w:szCs w:val="18"/>
+              </w:rPr>
+            </w:pPr>
+            <w:r>
+              <w:rPr>
+                <w:sz w:val="18"/>
+                <w:szCs w:val="18"/>
+              </w:rPr>
+              <w:t>100.00%</w:t>
             </w:r>
           </w:p>
         </w:tc>
@@ -26666,7 +26952,7 @@
                 <w:sz w:val="18"/>
                 <w:szCs w:val="18"/>
               </w:rPr>
-              <w:t>M-male,F-female</w:t>
+              <w:t>M-male,F-female,Undisclosed,Non-binary</w:t>
             </w:r>
           </w:p>
         </w:tc>
@@ -26781,35 +27067,35 @@
                 <w:sz w:val="18"/>
                 <w:szCs w:val="18"/>
               </w:rPr>
-              <w:t>--</w:t>
-            </w:r>
-          </w:p>
-        </w:tc>
-        <w:tc>
-          <w:tcPr>
-            <w:tcW w:w="1870" w:type="dxa"/>
-            <w:tcBorders>
-              <w:top w:val="single" w:sz="4" w:space="0" w:color="000000"/>
-              <w:start w:val="single" w:sz="4" w:space="0" w:color="000000"/>
-              <w:bottom w:val="single" w:sz="4" w:space="0" w:color="000000"/>
-              <w:end w:val="single" w:sz="4" w:space="0" w:color="000000"/>
-            </w:tcBorders>
-          </w:tcPr>
-          <w:p>
-            <w:pPr>
-              <w:pStyle w:val="Normal1"/>
-              <w:spacing w:lineRule="auto" w:line="240" w:before="0" w:after="0"/>
-              <w:rPr>
-                <w:sz w:val="18"/>
-                <w:szCs w:val="18"/>
-              </w:rPr>
-            </w:pPr>
-            <w:r>
-              <w:rPr>
-                <w:sz w:val="18"/>
-                <w:szCs w:val="18"/>
-              </w:rPr>
-              <w:t>BLI</w:t>
+              <w:t>Relation with member</w:t>
+            </w:r>
+          </w:p>
+        </w:tc>
+        <w:tc>
+          <w:tcPr>
+            <w:tcW w:w="1870" w:type="dxa"/>
+            <w:tcBorders>
+              <w:top w:val="single" w:sz="4" w:space="0" w:color="000000"/>
+              <w:start w:val="single" w:sz="4" w:space="0" w:color="000000"/>
+              <w:bottom w:val="single" w:sz="4" w:space="0" w:color="000000"/>
+              <w:end w:val="single" w:sz="4" w:space="0" w:color="000000"/>
+            </w:tcBorders>
+          </w:tcPr>
+          <w:p>
+            <w:pPr>
+              <w:pStyle w:val="Normal1"/>
+              <w:spacing w:lineRule="auto" w:line="240" w:before="0" w:after="0"/>
+              <w:rPr>
+                <w:sz w:val="18"/>
+                <w:szCs w:val="18"/>
+              </w:rPr>
+            </w:pPr>
+            <w:r>
+              <w:rPr>
+                <w:sz w:val="18"/>
+                <w:szCs w:val="18"/>
+              </w:rPr>
+              <w:t>Spouse/children</w:t>
             </w:r>
           </w:p>
         </w:tc>
@@ -27496,35 +27782,35 @@
                 <w:sz w:val="18"/>
                 <w:szCs w:val="18"/>
               </w:rPr>
-              <w:t>--</w:t>
-            </w:r>
-          </w:p>
-        </w:tc>
-        <w:tc>
-          <w:tcPr>
-            <w:tcW w:w="1870" w:type="dxa"/>
-            <w:tcBorders>
-              <w:top w:val="single" w:sz="4" w:space="0" w:color="000000"/>
-              <w:start w:val="single" w:sz="4" w:space="0" w:color="000000"/>
-              <w:bottom w:val="single" w:sz="4" w:space="0" w:color="000000"/>
-              <w:end w:val="single" w:sz="4" w:space="0" w:color="000000"/>
-            </w:tcBorders>
-          </w:tcPr>
-          <w:p>
-            <w:pPr>
-              <w:pStyle w:val="Normal1"/>
-              <w:spacing w:lineRule="auto" w:line="240" w:before="0" w:after="0"/>
-              <w:rPr>
-                <w:sz w:val="18"/>
-                <w:szCs w:val="18"/>
-              </w:rPr>
-            </w:pPr>
-            <w:r>
-              <w:rPr>
-                <w:sz w:val="18"/>
-                <w:szCs w:val="18"/>
-              </w:rPr>
-              <w:t>true/false</w:t>
+              <w:t>Not able to be changed</w:t>
+            </w:r>
+          </w:p>
+        </w:tc>
+        <w:tc>
+          <w:tcPr>
+            <w:tcW w:w="1870" w:type="dxa"/>
+            <w:tcBorders>
+              <w:top w:val="single" w:sz="4" w:space="0" w:color="000000"/>
+              <w:start w:val="single" w:sz="4" w:space="0" w:color="000000"/>
+              <w:bottom w:val="single" w:sz="4" w:space="0" w:color="000000"/>
+              <w:end w:val="single" w:sz="4" w:space="0" w:color="000000"/>
+            </w:tcBorders>
+          </w:tcPr>
+          <w:p>
+            <w:pPr>
+              <w:pStyle w:val="Normal1"/>
+              <w:spacing w:lineRule="auto" w:line="240" w:before="0" w:after="0"/>
+              <w:rPr>
+                <w:sz w:val="18"/>
+                <w:szCs w:val="18"/>
+              </w:rPr>
+            </w:pPr>
+            <w:r>
+              <w:rPr>
+                <w:sz w:val="18"/>
+                <w:szCs w:val="18"/>
+              </w:rPr>
+              <w:t>Yes/No</w:t>
             </w:r>
           </w:p>
         </w:tc>
@@ -28503,7 +28789,7 @@
                 <w:sz w:val="18"/>
                 <w:szCs w:val="18"/>
               </w:rPr>
-              <w:t>JOHN</w:t>
+              <w:t>john</w:t>
             </w:r>
           </w:p>
         </w:tc>
@@ -28932,7 +29218,7 @@
                 <w:sz w:val="18"/>
                 <w:szCs w:val="18"/>
               </w:rPr>
-              <w:t>41000,41001,41002,41003</w:t>
+              <w:t>1 - CANADIAN DENTAL HEALTH PROFESSIONALS PLAN INC.</w:t>
             </w:r>
           </w:p>
         </w:tc>
@@ -30551,7 +30837,7 @@
         <w:pStyle w:val="Normal1"/>
       </w:pPr>
       <w:r>
-        <w:t>Example WaWanesa add-single payload</w:t>
+        <w:t>Example Wawanesa add-single payload</w:t>
       </w:r>
     </w:p>
     <w:p>
@@ -30559,7 +30845,7 @@
         <w:pStyle w:val="Normal1"/>
       </w:pPr>
       <w:r>
-        <w:t>Example WaWanesa add-family payload</w:t>
+        <w:t>Example Wawanesa add-family payload</w:t>
       </w:r>
     </w:p>
     <w:p>
@@ -30567,7 +30853,7 @@
         <w:pStyle w:val="Normal1"/>
       </w:pPr>
       <w:r>
-        <w:t>Example WaWanesa search-member payload</w:t>
+        <w:t>Example Wawanesa search-member payload</w:t>
       </w:r>
     </w:p>
     <w:p>
@@ -30575,7 +30861,7 @@
         <w:pStyle w:val="Normal1"/>
       </w:pPr>
       <w:r>
-        <w:t>Example WaWanesa terminate payload</w:t>
+        <w:t>Example Wawanesa terminate payload</w:t>
       </w:r>
     </w:p>
     <w:sectPr>
